--- a/kalkulator-nk38/przyklady/Oferta_ul_Lesna_5_Wroclaw_NK41.docx
+++ b/kalkulator-nk38/przyklady/Oferta_ul_Lesna_5_Wroclaw_NK41.docx
@@ -12,7 +12,7 @@
           <w:szCs w:val="16"/>
           <w:rFonts w:ascii="Verdana" w:cs="Verdana" w:eastAsia="Verdana" w:hAnsi="Verdana"/>
         </w:rPr>
-        <w:t xml:space="preserve">Kraków, dnia 21.10.2026r.</w:t>
+        <w:t xml:space="preserve">Kraków, dnia 22.10.2026r.</w:t>
       </w:r>
     </w:p>
     <w:p>
@@ -685,11 +685,13 @@
       </w:r>
       <w:r>
         <w:rPr>
-          <w:sz w:val="16"/>
-          <w:szCs w:val="16"/>
-          <w:rFonts w:ascii="Verdana" w:cs="Verdana" w:eastAsia="Verdana" w:hAnsi="Verdana"/>
-        </w:rPr>
-        <w:t xml:space="preserve">NKPXL</w:t>
+          <w:b/>
+          <w:bCs/>
+          <w:sz w:val="16"/>
+          <w:szCs w:val="16"/>
+          <w:rFonts w:ascii="Verdana" w:cs="Verdana" w:eastAsia="Verdana" w:hAnsi="Verdana"/>
+        </w:rPr>
+        <w:t xml:space="preserve">NK41</w:t>
       </w:r>
       <w:r>
         <w:rPr>
@@ -799,7 +801,7 @@
           <w:szCs w:val="16"/>
           <w:rFonts w:ascii="Verdana" w:cs="Verdana" w:eastAsia="Verdana" w:hAnsi="Verdana"/>
         </w:rPr>
-        <w:t xml:space="preserve">502.500,00 zł</w:t>
+        <w:t xml:space="preserve">501.900,00 zł</w:t>
       </w:r>
     </w:p>
     <w:p>

--- a/kalkulator-nk38/przyklady/Oferta_ul_Lesna_5_Wroclaw_NK41.docx
+++ b/kalkulator-nk38/przyklady/Oferta_ul_Lesna_5_Wroclaw_NK41.docx
@@ -12,7 +12,7 @@
           <w:szCs w:val="16"/>
           <w:rFonts w:ascii="Verdana" w:cs="Verdana" w:eastAsia="Verdana" w:hAnsi="Verdana"/>
         </w:rPr>
-        <w:t xml:space="preserve">Kraków, dnia 22.10.2026r.</w:t>
+        <w:t xml:space="preserve">Kraków, dnia 23.10.2026r.</w:t>
       </w:r>
     </w:p>
     <w:p>

--- a/kalkulator-nk38/przyklady/Oferta_ul_Lesna_5_Wroclaw_NK41.docx
+++ b/kalkulator-nk38/przyklady/Oferta_ul_Lesna_5_Wroclaw_NK41.docx
@@ -12,7 +12,7 @@
           <w:szCs w:val="16"/>
           <w:rFonts w:ascii="Verdana" w:cs="Verdana" w:eastAsia="Verdana" w:hAnsi="Verdana"/>
         </w:rPr>
-        <w:t xml:space="preserve">Kraków, dnia 23.10.2026r.</w:t>
+        <w:t xml:space="preserve">Kraków, dnia 27.10.2026r.</w:t>
       </w:r>
     </w:p>
     <w:p>

--- a/kalkulator-nk38/przyklady/Oferta_ul_Lesna_5_Wroclaw_NK41.docx
+++ b/kalkulator-nk38/przyklady/Oferta_ul_Lesna_5_Wroclaw_NK41.docx
@@ -801,7 +801,7 @@
           <w:szCs w:val="16"/>
           <w:rFonts w:ascii="Verdana" w:cs="Verdana" w:eastAsia="Verdana" w:hAnsi="Verdana"/>
         </w:rPr>
-        <w:t xml:space="preserve">501.900,00 zł</w:t>
+        <w:t xml:space="preserve">503.200,00 zł</w:t>
       </w:r>
     </w:p>
     <w:p>

--- a/kalkulator-nk38/przyklady/Oferta_ul_Lesna_5_Wroclaw_NK41.docx
+++ b/kalkulator-nk38/przyklady/Oferta_ul_Lesna_5_Wroclaw_NK41.docx
@@ -12,7 +12,7 @@
           <w:szCs w:val="16"/>
           <w:rFonts w:ascii="Verdana" w:cs="Verdana" w:eastAsia="Verdana" w:hAnsi="Verdana"/>
         </w:rPr>
-        <w:t xml:space="preserve">Kraków, dnia 27.10.2026r.</w:t>
+        <w:t xml:space="preserve">Kraków, dnia 30.10.2026r.</w:t>
       </w:r>
     </w:p>
     <w:p>

--- a/kalkulator-nk38/przyklady/Oferta_ul_Lesna_5_Wroclaw_NK41.docx
+++ b/kalkulator-nk38/przyklady/Oferta_ul_Lesna_5_Wroclaw_NK41.docx
@@ -297,6 +297,7 @@
     </w:p>
     <w:p>
       <w:pPr>
+        <w:keepNext/>
         <w:tabs>
           <w:tab w:val="left" w:pos="284"/>
         </w:tabs>
@@ -908,6 +909,7 @@
     </w:p>
     <w:p>
       <w:pPr>
+        <w:keepNext/>
         <w:tabs>
           <w:tab w:val="left" w:pos="284"/>
         </w:tabs>
@@ -970,6 +972,7 @@
     </w:p>
     <w:p>
       <w:pPr>
+        <w:keepNext/>
         <w:tabs>
           <w:tab w:val="left" w:pos="284"/>
         </w:tabs>
@@ -1041,6 +1044,7 @@
     </w:p>
     <w:p>
       <w:pPr>
+        <w:keepNext/>
         <w:tabs>
           <w:tab w:val="left" w:pos="284"/>
         </w:tabs>
@@ -1243,6 +1247,7 @@
     </w:p>
     <w:p>
       <w:pPr>
+        <w:keepNext/>
         <w:tabs>
           <w:tab w:val="left" w:pos="284"/>
         </w:tabs>

--- a/kalkulator-nk38/przyklady/Oferta_ul_Lesna_5_Wroclaw_NK41.docx
+++ b/kalkulator-nk38/przyklady/Oferta_ul_Lesna_5_Wroclaw_NK41.docx
@@ -280,7 +280,7 @@
           <w:szCs w:val="16"/>
           <w:rFonts w:ascii="Verdana" w:cs="Verdana" w:eastAsia="Verdana" w:hAnsi="Verdana"/>
         </w:rPr>
-        <w:t xml:space="preserve">przedstawiamy naszą ofertę na dostawę i montaż 23 platform służących do zależnego parkowania 46 pojazdów w pochyleniu dla inwestycji przy ul. Leśna 5, Wrocław.</w:t>
+        <w:t xml:space="preserve">przedstawiamy naszą ofertę na dostawę i montaż 23 platform służących do zależnego parkowania 46 pojazdów w pochyleniu dla inwestycji przy ul. Leśnej 5 we Wrocławiu.</w:t>
       </w:r>
     </w:p>
     <w:p>
